--- a/resources/mentor-handbook.docx
+++ b/resources/mentor-handbook.docx
@@ -77,10 +77,10 @@
         <w:rPr>
           <w:rFonts w:hint="eastAsia"/>
         </w:rPr>
-        <w:t xml:space="preserve">这是这门课的导师手册，公开发布。它写明导师每周做什么、怎么评分、怎么写反馈，以及哪些事导师一概不做。课程本身是公开、免费的，这套做法也就没有理由藏起来。</w:t>
-      </w:r>
-      <w:r>
-        <w:t xml:space="preserve">This is the course's mentor handbook, published openly. It says what a mentor does each week, how work is scored, how feedback is written, and what a mentor never does. The course itself is public and free, so there is no reason to keep its mentoring practice private.</w:t>
+        <w:t xml:space="preserve">这是这门课的导师手册，公开发布。它写明导师每周做什么、怎么评分、怎么写反馈，以及哪些事导师一概不做。</w:t>
+      </w:r>
+      <w:r>
+        <w:t xml:space="preserve">This is the course's mentor handbook, published openly. It says what a mentor does each week, how work is scored, how feedback is written, and what a mentor never does.</w:t>
       </w:r>
     </w:p>
     <w:tbl>
@@ -962,10 +962,10 @@
         <w:rPr>
           <w:rFonts w:hint="eastAsia"/>
         </w:rPr>
-        <w:t xml:space="preserve">你会收到一句友好的说明：页面完全公开、可以自学到底，导师只支持在校学生，并请你看那一页的常见问题。这不是冷淡，是这门课设计里明写的一条——导师的时间是有限的，划清它才保证得了在校学生每周都收得到回信。</w:t>
-      </w:r>
-      <w:r>
-        <w:t xml:space="preserve">You will get a friendly note: the pages are complete and self-sufficient, mentors support enrolled students only, and here is that page's FAQ. This is not coldness; it is written into the design. A mentor's time is finite, and drawing the line is what makes the weekly reply to enrolled students possible at all.</w:t>
+        <w:t xml:space="preserve">你会收到一句友好的说明：页面完全公开、可以自学到底，导师只支持在校学生，并请你看那一页的常见问题。导师的时间有限，划清这条线，在校学生每周才收得到回信。</w:t>
+      </w:r>
+      <w:r>
+        <w:t xml:space="preserve">You will get a friendly note: the pages are complete and self-sufficient, mentors support enrolled students only, and here is that page's FAQ. A mentor's time is finite, and drawing this line is what makes the weekly reply to enrolled students possible.</w:t>
       </w:r>
     </w:p>
     <w:bookmarkEnd w:id="9"/>
@@ -1036,7 +1036,7 @@
         <w:rPr>
           <w:rFonts w:hint="eastAsia"/>
         </w:rPr>
-        <w:t xml:space="preserve">课程材料里从头到尾只用</w:t>
+        <w:t xml:space="preserve">课程从头到尾只用</w:t>
       </w:r>
       <w:r>
         <w:rPr>
@@ -1050,7 +1050,7 @@
         <w:rPr>
           <w:rFonts w:hint="eastAsia"/>
         </w:rPr>
-        <w:t xml:space="preserve">这个词，给学生和家长的文字里也只用它。原因有三个，每一个都改变做法：</w:t>
+        <w:t xml:space="preserve">这个词。三个原因，每一个都改变做法：</w:t>
       </w:r>
       <w:r>
         <w:t xml:space="preserve">The course says</w:t>
@@ -1069,7 +1069,7 @@
         <w:t xml:space="preserve"> </w:t>
       </w:r>
       <w:r>
-        <w:t xml:space="preserve">everywhere, and only that word is used with students and families. There are three reasons, and each one changes what a mentor actually does:</w:t>
+        <w:t xml:space="preserve">everywhere. Three reasons, each one changing what a mentor actually does:</w:t>
       </w:r>
     </w:p>
     <w:tbl>
@@ -1398,7 +1398,7 @@
         <w:rPr>
           <w:rFonts w:hint="eastAsia"/>
         </w:rPr>
-        <w:t xml:space="preserve">在这门全程异步的课里，导师是</w:t>
+        <w:t xml:space="preserve">在这门异步课里，导师是</w:t>
       </w:r>
       <w:r>
         <w:rPr>
@@ -1438,7 +1438,7 @@
         <w:t xml:space="preserve">——分数放在第三位，不是第一位。</w:t>
       </w:r>
       <w:r>
-        <w:t xml:space="preserve">In a fully asynchronous course, the mentor is</w:t>
+        <w:t xml:space="preserve">In an asynchronous course, the mentor is</w:t>
       </w:r>
       <w:r>
         <w:t xml:space="preserve"> </w:t>
@@ -2212,7 +2212,7 @@
         <w:rPr>
           <w:rFonts w:hint="eastAsia"/>
         </w:rPr>
-        <w:t xml:space="preserve">。它会被三件事吃掉，对策也是三条：</w:t>
+        <w:t xml:space="preserve">。守住它靠三条：</w:t>
       </w:r>
       <w:r>
         <w:rPr>
@@ -2226,7 +2226,7 @@
         <w:rPr>
           <w:rFonts w:hint="eastAsia"/>
         </w:rPr>
-        <w:t xml:space="preserve">（学生网站上还有别的内容，不看）；</w:t>
+        <w:t xml:space="preserve">；</w:t>
       </w:r>
       <w:r>
         <w:rPr>
@@ -2269,7 +2269,7 @@
         <w:rPr>
           <w:rFonts w:hint="eastAsia"/>
         </w:rPr>
-        <w:t xml:space="preserve">，记进周日汇报交给教师，继续下一个——导师不是唯一的解法。另外，把</w:t>
+        <w:t xml:space="preserve">，记进周日汇报，继续下一个。另外，把</w:t>
       </w:r>
       <w:r>
         <w:t xml:space="preserve"> 30 </w:t>
@@ -2278,7 +2278,7 @@
         <w:rPr>
           <w:rFonts w:hint="eastAsia"/>
         </w:rPr>
-        <w:t xml:space="preserve">封信分两三天写完，别一晚上写完：第</w:t>
+        <w:t xml:space="preserve">封信分两三天写完——第</w:t>
       </w:r>
       <w:r>
         <w:t xml:space="preserve"> 25 </w:t>
@@ -2303,7 +2303,7 @@
         <w:t xml:space="preserve">four to five hours a week</w:t>
       </w:r>
       <w:r>
-        <w:t xml:space="preserve">. Three things eat it, and there are three countermeasures:</w:t>
+        <w:t xml:space="preserve">. Three habits protect it:</w:t>
       </w:r>
       <w:r>
         <w:t xml:space="preserve"> </w:t>
@@ -2316,10 +2316,20 @@
         <w:t xml:space="preserve">read only what the rubric names</w:t>
       </w:r>
       <w:r>
+        <w:t xml:space="preserve">;</w:t>
+      </w:r>
+      <w:r>
         <w:t xml:space="preserve"> </w:t>
       </w:r>
       <w:r>
-        <w:t xml:space="preserve">(there is plenty else on a student's site — skip it);</w:t>
+        <w:rPr>
+          <w:b/>
+          <w:bCs/>
+        </w:rPr>
+        <w:t xml:space="preserve">always start from the phrase bank</w:t>
+      </w:r>
+      <w:r>
+        <w:t xml:space="preserve">, never a blank page; and</w:t>
       </w:r>
       <w:r>
         <w:t xml:space="preserve"> </w:t>
@@ -2329,23 +2339,10 @@
           <w:b/>
           <w:bCs/>
         </w:rPr>
-        <w:t xml:space="preserve">always start from the phrase bank</w:t>
-      </w:r>
-      <w:r>
-        <w:t xml:space="preserve">, never from a blank page; and</w:t>
-      </w:r>
-      <w:r>
-        <w:t xml:space="preserve"> </w:t>
-      </w:r>
-      <w:r>
-        <w:rPr>
-          <w:b/>
-          <w:bCs/>
-        </w:rPr>
         <w:t xml:space="preserve">stop at fifteen minutes on any one student</w:t>
       </w:r>
       <w:r>
-        <w:t xml:space="preserve">, log it for Sunday, move on — the mentor is not the only remedy. Also spread the thirty replies over two or three evenings: the twenty-fifth reply written in one sitting shows its fatigue.</w:t>
+        <w:t xml:space="preserve">, log it for Sunday, move on. Spread the thirty replies over two or three evenings — the twenty-fifth written in one sitting shows its fatigue.</w:t>
       </w:r>
     </w:p>
     <w:bookmarkEnd w:id="11"/>
@@ -2389,7 +2386,7 @@
         <w:rPr>
           <w:rFonts w:hint="eastAsia"/>
         </w:rPr>
-        <w:t xml:space="preserve">。学生看到的和导师用的是同一张表——这门课里没有第二套标准。</w:t>
+        <w:t xml:space="preserve">。学生看到的和导师用的是同一张表，没有第二套标准。</w:t>
       </w:r>
       <w:r>
         <w:t xml:space="preserve">Every graded task page carries a rubric, and</w:t>
@@ -2405,7 +2402,7 @@
         <w:t xml:space="preserve">its rows are that module's learning objectives, word for word</w:t>
       </w:r>
       <w:r>
-        <w:t xml:space="preserve">. Students and mentors read the same table; there is no second, hidden standard.</w:t>
+        <w:t xml:space="preserve">. Students and mentors read the same table — there is no second standard.</w:t>
       </w:r>
     </w:p>
     <w:tbl>
@@ -3617,24 +3614,16 @@
       <w:r>
         <w:rPr>
           <w:rFonts w:hint="eastAsia"/>
-          <w:b/>
-          <w:bCs/>
-        </w:rPr>
-        <w:t xml:space="preserve">为什么这条必须硬</w:t>
-      </w:r>
-      <w:r>
-        <w:rPr>
-          <w:rFonts w:hint="eastAsia"/>
-        </w:rPr>
-        <w:t xml:space="preserve">：如果只有“有发现”才拿满分，那么英语弱的学生会去编造一个译错，找不到两步验证开关的学生会写“已开启”，什么都没做的学生会编一次复盘。</w:t>
-      </w:r>
-      <w:r>
-        <w:rPr>
-          <w:rFonts w:hint="eastAsia"/>
-          <w:b/>
-          <w:bCs/>
-        </w:rPr>
-        <w:t xml:space="preserve">一个学生绝不能因为编造一个“发现”而得利</w:t>
+        </w:rPr>
+        <w:t xml:space="preserve">如果只有“有发现”才拿满分，学生就会去编一个发现。</w:t>
+      </w:r>
+      <w:r>
+        <w:rPr>
+          <w:rFonts w:hint="eastAsia"/>
+          <w:b/>
+          <w:bCs/>
+        </w:rPr>
+        <w:t xml:space="preserve">一个学生绝不能因为编造而得利</w:t>
       </w:r>
       <w:r>
         <w:rPr>
@@ -3643,14 +3632,7 @@
         <w:t xml:space="preserve">——这就是这条规矩的全部意义。</w:t>
       </w:r>
       <w:r>
-        <w:rPr>
-          <w:b/>
-          <w:bCs/>
-        </w:rPr>
-        <w:t xml:space="preserve">Why it has to be absolute</w:t>
-      </w:r>
-      <w:r>
-        <w:t xml:space="preserve">: if only “findings” earn full marks, the weaker reader invents a translation error, the student whose platform has no two-factor switch writes “enabled”, and the student who did nothing invents a review.</w:t>
+        <w:t xml:space="preserve">If only “findings” earn full marks, students invent findings.</w:t>
       </w:r>
       <w:r>
         <w:t xml:space="preserve"> </w:t>
@@ -3660,13 +3642,13 @@
           <w:b/>
           <w:bCs/>
         </w:rPr>
-        <w:t xml:space="preserve">No student may ever profit from inventing a finding.</w:t>
+        <w:t xml:space="preserve">No student may ever profit from inventing one.</w:t>
       </w:r>
       <w:r>
         <w:t xml:space="preserve"> </w:t>
       </w:r>
       <w:r>
-        <w:t xml:space="preserve">That is the whole point.</w:t>
+        <w:t xml:space="preserve">That is the whole point of the rule.</w:t>
       </w:r>
     </w:p>
     <w:p>
@@ -3677,7 +3659,7 @@
         <w:rPr>
           <w:rFonts w:hint="eastAsia"/>
         </w:rPr>
-        <w:t xml:space="preserve">反过来同样成立：“都会了”“都设置好了”“都很顺利”这类无差别的完美报告，不是满分，而是</w:t>
+        <w:t xml:space="preserve">反过来同样成立：“都会了”“都很顺利”这类无差别的完美报告不是满分，而是</w:t>
       </w:r>
       <w:r>
         <w:rPr>
@@ -3691,7 +3673,7 @@
         <w:rPr>
           <w:rFonts w:hint="eastAsia"/>
         </w:rPr>
-        <w:t xml:space="preserve">。分界线从来不是“有没有发现”，是</w:t>
+        <w:t xml:space="preserve">。分界线是</w:t>
       </w:r>
       <w:r>
         <w:rPr>
@@ -3708,7 +3690,7 @@
         <w:t xml:space="preserve">——工具、过程、最可疑的那一处，三样在不在。</w:t>
       </w:r>
       <w:r>
-        <w:t xml:space="preserve">The reverse holds too: a uniformly flawless report — “all done”, “all fine”, “I'm good at all six” — is not full marks, because</w:t>
+        <w:t xml:space="preserve">The reverse holds too: a uniformly flawless report — “all done”, “all fine” — is not full marks, because</w:t>
       </w:r>
       <w:r>
         <w:t xml:space="preserve"> </w:t>
@@ -3721,7 +3703,7 @@
         <w:t xml:space="preserve">no stocktaking is visible</w:t>
       </w:r>
       <w:r>
-        <w:t xml:space="preserve">. The line was never “did they find something”; it is</w:t>
+        <w:t xml:space="preserve">. The line is</w:t>
       </w:r>
       <w:r>
         <w:t xml:space="preserve"> </w:t>
@@ -5329,10 +5311,10 @@
         <w:rPr>
           <w:rFonts w:hint="eastAsia"/>
         </w:rPr>
-        <w:t xml:space="preserve">这一节是硬边界。每一条都能在课程文件里找到出处，也都能在一个周二晚上做到。学生和家长同样有权知道这张表——它划的是导师的权限，不是学生的义务。</w:t>
-      </w:r>
-      <w:r>
-        <w:t xml:space="preserve">These are hard boundaries. Each traces back to a course document, and each is doable on a Tuesday evening. Students and families are entitled to this table too: it limits what a mentor may do, not what a student must do.</w:t>
+        <w:t xml:space="preserve">这一节是硬边界。学生和家长同样有权知道这张表——它划的是导师的权限，不是学生的义务。</w:t>
+      </w:r>
+      <w:r>
+        <w:t xml:space="preserve">These are hard boundaries. Students and families are entitled to this table too: it limits what a mentor may do, not what a student must do.</w:t>
       </w:r>
     </w:p>
     <w:tbl>
@@ -6301,7 +6283,7 @@
         <w:rPr>
           <w:rFonts w:hint="eastAsia"/>
         </w:rPr>
-        <w:t xml:space="preserve">下面十一种情况，课程早就为它们准备好了做法。把它们公开写出来，是为了让学生也知道：</w:t>
+        <w:t xml:space="preserve">下面十一种情况，课程都备好了做法。公开写出来，是为了让学生也知道：</w:t>
       </w:r>
       <w:r>
         <w:rPr>
@@ -6315,10 +6297,10 @@
         <w:rPr>
           <w:rFonts w:hint="eastAsia"/>
         </w:rPr>
-        <w:t xml:space="preserve">。每一条的可抄用句子都放在引号里——它们是写给导师的模板，也是学生可以预期收到的口气。</w:t>
-      </w:r>
-      <w:r>
-        <w:t xml:space="preserve">The course has a prepared response for each of the eleven situations below. They are published so that students know</w:t>
+        <w:t xml:space="preserve">。引号里的句子可以直接抄用。</w:t>
+      </w:r>
+      <w:r>
+        <w:t xml:space="preserve">The course has a prepared response for each of the eleven situations below. They are published so students know</w:t>
       </w:r>
       <w:r>
         <w:t xml:space="preserve"> </w:t>
@@ -6331,7 +6313,7 @@
         <w:t xml:space="preserve">what will happen, rather than how they will be judged</w:t>
       </w:r>
       <w:r>
-        <w:t xml:space="preserve">. Each ready-to-use sentence is quoted — a template for the mentor, and the tone a student can expect to receive.</w:t>
+        <w:t xml:space="preserve">. The quoted sentences are ready to use as they stand.</w:t>
       </w:r>
     </w:p>
     <w:bookmarkStart w:id="21" w:name="链接打不开7.1-a-link-that-wont-open"/>
@@ -7035,7 +7017,7 @@
       </w:r>
     </w:p>
     <w:bookmarkEnd w:id="24"/>
-    <w:bookmarkStart w:id="25" w:name="X106aa5619424e861f507213c2cea38a6ea45d60"/>
+    <w:bookmarkStart w:id="25" w:name="视频播不了7.5-a-video-that-wont-play"/>
     <w:p>
       <w:pPr>
         <w:pStyle w:val="Heading3"/>
@@ -7047,10 +7029,10 @@
         <w:rPr>
           <w:rFonts w:hint="eastAsia"/>
         </w:rPr>
-        <w:t xml:space="preserve">视频在大陆播不了</w:t>
-      </w:r>
-      <w:r>
-        <w:t xml:space="preserve">7.5 A video that won't play from the mainland</w:t>
+        <w:t xml:space="preserve">视频播不了</w:t>
+      </w:r>
+      <w:r>
+        <w:t xml:space="preserve">7.5 A video that won't play</w:t>
       </w:r>
     </w:p>
     <w:p>
@@ -7061,7 +7043,7 @@
         <w:rPr>
           <w:rFonts w:hint="eastAsia"/>
         </w:rPr>
-        <w:t xml:space="preserve">这是课程的问题，不是学生的问题。课程承诺所有视频大陆可达、所有外部链接开课前实测过——</w:t>
+        <w:t xml:space="preserve">这是课程的问题，不是学生的问题。课程承诺每段视频在各地都能直接打开（中国大陆在内）、所有外部链接开课前实测过——</w:t>
       </w:r>
       <w:r>
         <w:rPr>
@@ -7092,7 +7074,7 @@
         <w:t xml:space="preserve">；请他说明是哪一段、什么设备、什么网络；当周记进周日汇报，教师换片源。</w:t>
       </w:r>
       <w:r>
-        <w:t xml:space="preserve">This is the course's problem, not the student's. The course promises every video is reachable from the mainland and every external link is tested before launch —</w:t>
+        <w:t xml:space="preserve">This is the course's problem, not the student's. The course promises every video opens directly wherever a learner is — inside mainland China included — and that every external link is tested before launch —</w:t>
       </w:r>
       <w:r>
         <w:t xml:space="preserve"> </w:t>
@@ -7412,7 +7394,7 @@
         <w:rPr>
           <w:rFonts w:hint="eastAsia"/>
         </w:rPr>
-        <w:t xml:space="preserve">，不是态度问题，也不是评判一个家庭的时刻。课程对每一种情况都留了路。</w:t>
+        <w:t xml:space="preserve">，不是态度问题。课程对每一种情况都留了路。</w:t>
       </w:r>
       <w:r>
         <w:t xml:space="preserve">This is a</w:t>
@@ -7431,7 +7413,7 @@
         <w:t xml:space="preserve"> </w:t>
       </w:r>
       <w:r>
-        <w:t xml:space="preserve">problem, never an attitude problem, and never a moment to judge a household. The course has a route for each case.</w:t>
+        <w:t xml:space="preserve">problem, never an attitude problem. The course has a route for each case.</w:t>
       </w:r>
     </w:p>
     <w:tbl>
@@ -8529,7 +8511,7 @@
         <w:rPr>
           <w:rFonts w:hint="eastAsia"/>
         </w:rPr>
-        <w:t xml:space="preserve">这门课的材料是</w:t>
+        <w:t xml:space="preserve">这门课的材料</w:t>
       </w:r>
       <w:r>
         <w:rPr>
@@ -8543,7 +8525,7 @@
         <w:rPr>
           <w:rFonts w:hint="eastAsia"/>
         </w:rPr>
-        <w:t xml:space="preserve">的——课程说明页上写明了：每周一开放本周页面。有些内容要到第二学期才展开。这不是保密，是</w:t>
+        <w:t xml:space="preserve">：每周一开放本周页面，有些内容要到第二学期才展开。这不是保密，是</w:t>
       </w:r>
       <w:r>
         <w:rPr>
@@ -8557,7 +8539,7 @@
         <w:rPr>
           <w:rFonts w:hint="eastAsia"/>
         </w:rPr>
-        <w:t xml:space="preserve">：把后面的东西提前摊开，前面那一步就白做了。所有内容最后都会公开，一样不少。</w:t>
+        <w:t xml:space="preserve">——所有内容最后都会公开，一样不少。</w:t>
       </w:r>
       <w:r>
         <w:t xml:space="preserve">This course's material</w:t>
@@ -8573,23 +8555,23 @@
         <w:t xml:space="preserve">opens week by week</w:t>
       </w:r>
       <w:r>
+        <w:t xml:space="preserve">: each week's pages open on Monday, and some of it only opens in Semester 2. This is not secrecy but</w:t>
+      </w:r>
+      <w:r>
         <w:t xml:space="preserve"> </w:t>
       </w:r>
       <w:r>
-        <w:t xml:space="preserve">— the course guide says so: each week's pages open on Monday. Some of it only opens in Semester 2. This is not secrecy, it is</w:t>
+        <w:rPr>
+          <w:b/>
+          <w:bCs/>
+        </w:rPr>
+        <w:t xml:space="preserve">sequencing</w:t>
       </w:r>
       <w:r>
         <w:t xml:space="preserve"> </w:t>
       </w:r>
       <w:r>
-        <w:rPr>
-          <w:b/>
-          <w:bCs/>
-        </w:rPr>
-        <w:t xml:space="preserve">sequencing</w:t>
-      </w:r>
-      <w:r>
-        <w:t xml:space="preserve">: spread the later material out early and the earlier step is wasted. All of it becomes public in the end, none of it withheld.</w:t>
+        <w:t xml:space="preserve">— all of it becomes public in the end, none of it withheld.</w:t>
       </w:r>
     </w:p>
     <w:p>
@@ -12346,7 +12328,7 @@
         <w:rPr>
           <w:rFonts w:hint="eastAsia"/>
         </w:rPr>
-        <w:t xml:space="preserve">别的老师可以照抄、改写这套做法用在自己的班上，不必署名、不必告知。它之所以公开，是因为一门公开课的</w:t>
+        <w:t xml:space="preserve">别的老师可以照抄、改写这套做法用在自己的班上，不必署名、不必告知。一门公开课的</w:t>
       </w:r>
       <w:r>
         <w:rPr>
@@ -12363,7 +12345,7 @@
         <w:t xml:space="preserve">公开了，才算真的公开。</w:t>
       </w:r>
       <w:r>
-        <w:t xml:space="preserve">Other teachers are welcome to copy this practice, adapt it, and use it with their own class — no attribution, no notice needed. It is published because a public course is only really public when its</w:t>
+        <w:t xml:space="preserve">Other teachers are welcome to copy this practice, adapt it, and use it with their own class — no attribution, no notice needed. A public course is only really public when its</w:t>
       </w:r>
       <w:r>
         <w:t xml:space="preserve"> </w:t>
@@ -13499,7 +13481,7 @@
       <w:color w:themeColor="accent1" w:themeShade="BF" w:val="365F91"/>
     </w:rPr>
   </w:style>
-  <w:style w:customStyle="1" w:styleId="SourceCode" w:type="paragraph">
+  <w:style w:type="paragraph" w:customStyle="1" w:styleId="SourceCode">
     <w:name w:val="Source Code"/>
     <w:basedOn w:val="Normal"/>
     <w:link w:val="VerbatimChar"/>
@@ -13507,7 +13489,7 @@
       <w:wordWrap w:val="off"/>
     </w:pPr>
   </w:style>
-  <w:style w:customStyle="1" w:styleId="KeywordTok" w:type="character">
+  <w:style w:type="character" w:customStyle="1" w:styleId="KeywordTok">
     <w:name w:val="KeywordTok"/>
     <w:basedOn w:val="VerbatimChar"/>
     <w:rPr>
@@ -13515,77 +13497,77 @@
       <w:color w:val="007020"/>
     </w:rPr>
   </w:style>
-  <w:style w:customStyle="1" w:styleId="DataTypeTok" w:type="character">
+  <w:style w:type="character" w:customStyle="1" w:styleId="DataTypeTok">
     <w:name w:val="DataTypeTok"/>
     <w:basedOn w:val="VerbatimChar"/>
     <w:rPr>
       <w:color w:val="902000"/>
     </w:rPr>
   </w:style>
-  <w:style w:customStyle="1" w:styleId="DecValTok" w:type="character">
+  <w:style w:type="character" w:customStyle="1" w:styleId="DecValTok">
     <w:name w:val="DecValTok"/>
     <w:basedOn w:val="VerbatimChar"/>
     <w:rPr>
       <w:color w:val="40a070"/>
     </w:rPr>
   </w:style>
-  <w:style w:customStyle="1" w:styleId="BaseNTok" w:type="character">
+  <w:style w:type="character" w:customStyle="1" w:styleId="BaseNTok">
     <w:name w:val="BaseNTok"/>
     <w:basedOn w:val="VerbatimChar"/>
     <w:rPr>
       <w:color w:val="40a070"/>
     </w:rPr>
   </w:style>
-  <w:style w:customStyle="1" w:styleId="FloatTok" w:type="character">
+  <w:style w:type="character" w:customStyle="1" w:styleId="FloatTok">
     <w:name w:val="FloatTok"/>
     <w:basedOn w:val="VerbatimChar"/>
     <w:rPr>
       <w:color w:val="40a070"/>
     </w:rPr>
   </w:style>
-  <w:style w:customStyle="1" w:styleId="ConstantTok" w:type="character">
+  <w:style w:type="character" w:customStyle="1" w:styleId="ConstantTok">
     <w:name w:val="ConstantTok"/>
     <w:basedOn w:val="VerbatimChar"/>
     <w:rPr>
       <w:color w:val="880000"/>
     </w:rPr>
   </w:style>
-  <w:style w:customStyle="1" w:styleId="CharTok" w:type="character">
+  <w:style w:type="character" w:customStyle="1" w:styleId="CharTok">
     <w:name w:val="CharTok"/>
     <w:basedOn w:val="VerbatimChar"/>
     <w:rPr>
       <w:color w:val="4070a0"/>
     </w:rPr>
   </w:style>
-  <w:style w:customStyle="1" w:styleId="SpecialCharTok" w:type="character">
+  <w:style w:type="character" w:customStyle="1" w:styleId="SpecialCharTok">
     <w:name w:val="SpecialCharTok"/>
     <w:basedOn w:val="VerbatimChar"/>
     <w:rPr>
       <w:color w:val="4070a0"/>
     </w:rPr>
   </w:style>
-  <w:style w:customStyle="1" w:styleId="StringTok" w:type="character">
+  <w:style w:type="character" w:customStyle="1" w:styleId="StringTok">
     <w:name w:val="StringTok"/>
     <w:basedOn w:val="VerbatimChar"/>
     <w:rPr>
       <w:color w:val="4070a0"/>
     </w:rPr>
   </w:style>
-  <w:style w:customStyle="1" w:styleId="VerbatimStringTok" w:type="character">
+  <w:style w:type="character" w:customStyle="1" w:styleId="VerbatimStringTok">
     <w:name w:val="VerbatimStringTok"/>
     <w:basedOn w:val="VerbatimChar"/>
     <w:rPr>
       <w:color w:val="4070a0"/>
     </w:rPr>
   </w:style>
-  <w:style w:customStyle="1" w:styleId="SpecialStringTok" w:type="character">
+  <w:style w:type="character" w:customStyle="1" w:styleId="SpecialStringTok">
     <w:name w:val="SpecialStringTok"/>
     <w:basedOn w:val="VerbatimChar"/>
     <w:rPr>
       <w:color w:val="bb6688"/>
     </w:rPr>
   </w:style>
-  <w:style w:customStyle="1" w:styleId="ImportTok" w:type="character">
+  <w:style w:type="character" w:customStyle="1" w:styleId="ImportTok">
     <w:name w:val="ImportTok"/>
     <w:basedOn w:val="VerbatimChar"/>
     <w:rPr>
@@ -13593,7 +13575,7 @@
       <w:color w:val="008000"/>
     </w:rPr>
   </w:style>
-  <w:style w:customStyle="1" w:styleId="CommentTok" w:type="character">
+  <w:style w:type="character" w:customStyle="1" w:styleId="CommentTok">
     <w:name w:val="CommentTok"/>
     <w:basedOn w:val="VerbatimChar"/>
     <w:rPr>
@@ -13601,7 +13583,7 @@
       <w:color w:val="60a0b0"/>
     </w:rPr>
   </w:style>
-  <w:style w:customStyle="1" w:styleId="DocumentationTok" w:type="character">
+  <w:style w:type="character" w:customStyle="1" w:styleId="DocumentationTok">
     <w:name w:val="DocumentationTok"/>
     <w:basedOn w:val="VerbatimChar"/>
     <w:rPr>
@@ -13609,7 +13591,7 @@
       <w:color w:val="ba2121"/>
     </w:rPr>
   </w:style>
-  <w:style w:customStyle="1" w:styleId="AnnotationTok" w:type="character">
+  <w:style w:type="character" w:customStyle="1" w:styleId="AnnotationTok">
     <w:name w:val="AnnotationTok"/>
     <w:basedOn w:val="VerbatimChar"/>
     <w:rPr>
@@ -13618,7 +13600,7 @@
       <w:color w:val="60a0b0"/>
     </w:rPr>
   </w:style>
-  <w:style w:customStyle="1" w:styleId="CommentVarTok" w:type="character">
+  <w:style w:type="character" w:customStyle="1" w:styleId="CommentVarTok">
     <w:name w:val="CommentVarTok"/>
     <w:basedOn w:val="VerbatimChar"/>
     <w:rPr>
@@ -13627,28 +13609,28 @@
       <w:color w:val="60a0b0"/>
     </w:rPr>
   </w:style>
-  <w:style w:customStyle="1" w:styleId="OtherTok" w:type="character">
+  <w:style w:type="character" w:customStyle="1" w:styleId="OtherTok">
     <w:name w:val="OtherTok"/>
     <w:basedOn w:val="VerbatimChar"/>
     <w:rPr>
       <w:color w:val="007020"/>
     </w:rPr>
   </w:style>
-  <w:style w:customStyle="1" w:styleId="FunctionTok" w:type="character">
+  <w:style w:type="character" w:customStyle="1" w:styleId="FunctionTok">
     <w:name w:val="FunctionTok"/>
     <w:basedOn w:val="VerbatimChar"/>
     <w:rPr>
       <w:color w:val="06287e"/>
     </w:rPr>
   </w:style>
-  <w:style w:customStyle="1" w:styleId="VariableTok" w:type="character">
+  <w:style w:type="character" w:customStyle="1" w:styleId="VariableTok">
     <w:name w:val="VariableTok"/>
     <w:basedOn w:val="VerbatimChar"/>
     <w:rPr>
       <w:color w:val="19177c"/>
     </w:rPr>
   </w:style>
-  <w:style w:customStyle="1" w:styleId="ControlFlowTok" w:type="character">
+  <w:style w:type="character" w:customStyle="1" w:styleId="ControlFlowTok">
     <w:name w:val="ControlFlowTok"/>
     <w:basedOn w:val="VerbatimChar"/>
     <w:rPr>
@@ -13656,45 +13638,45 @@
       <w:color w:val="007020"/>
     </w:rPr>
   </w:style>
-  <w:style w:customStyle="1" w:styleId="OperatorTok" w:type="character">
+  <w:style w:type="character" w:customStyle="1" w:styleId="OperatorTok">
     <w:name w:val="OperatorTok"/>
     <w:basedOn w:val="VerbatimChar"/>
     <w:rPr>
       <w:color w:val="666666"/>
     </w:rPr>
   </w:style>
-  <w:style w:customStyle="1" w:styleId="BuiltInTok" w:type="character">
+  <w:style w:type="character" w:customStyle="1" w:styleId="BuiltInTok">
     <w:name w:val="BuiltInTok"/>
     <w:basedOn w:val="VerbatimChar"/>
     <w:rPr>
       <w:color w:val="008000"/>
     </w:rPr>
   </w:style>
-  <w:style w:customStyle="1" w:styleId="ExtensionTok" w:type="character">
+  <w:style w:type="character" w:customStyle="1" w:styleId="ExtensionTok">
     <w:name w:val="ExtensionTok"/>
     <w:basedOn w:val="VerbatimChar"/>
     <w:rPr/>
   </w:style>
-  <w:style w:customStyle="1" w:styleId="PreprocessorTok" w:type="character">
+  <w:style w:type="character" w:customStyle="1" w:styleId="PreprocessorTok">
     <w:name w:val="PreprocessorTok"/>
     <w:basedOn w:val="VerbatimChar"/>
     <w:rPr>
       <w:color w:val="bc7a00"/>
     </w:rPr>
   </w:style>
-  <w:style w:customStyle="1" w:styleId="AttributeTok" w:type="character">
+  <w:style w:type="character" w:customStyle="1" w:styleId="AttributeTok">
     <w:name w:val="AttributeTok"/>
     <w:basedOn w:val="VerbatimChar"/>
     <w:rPr>
       <w:color w:val="7d9029"/>
     </w:rPr>
   </w:style>
-  <w:style w:customStyle="1" w:styleId="RegionMarkerTok" w:type="character">
+  <w:style w:type="character" w:customStyle="1" w:styleId="RegionMarkerTok">
     <w:name w:val="RegionMarkerTok"/>
     <w:basedOn w:val="VerbatimChar"/>
     <w:rPr/>
   </w:style>
-  <w:style w:customStyle="1" w:styleId="InformationTok" w:type="character">
+  <w:style w:type="character" w:customStyle="1" w:styleId="InformationTok">
     <w:name w:val="InformationTok"/>
     <w:basedOn w:val="VerbatimChar"/>
     <w:rPr>
@@ -13703,7 +13685,7 @@
       <w:color w:val="60a0b0"/>
     </w:rPr>
   </w:style>
-  <w:style w:customStyle="1" w:styleId="WarningTok" w:type="character">
+  <w:style w:type="character" w:customStyle="1" w:styleId="WarningTok">
     <w:name w:val="WarningTok"/>
     <w:basedOn w:val="VerbatimChar"/>
     <w:rPr>
@@ -13712,7 +13694,7 @@
       <w:color w:val="60a0b0"/>
     </w:rPr>
   </w:style>
-  <w:style w:customStyle="1" w:styleId="AlertTok" w:type="character">
+  <w:style w:type="character" w:customStyle="1" w:styleId="AlertTok">
     <w:name w:val="AlertTok"/>
     <w:basedOn w:val="VerbatimChar"/>
     <w:rPr>
@@ -13720,7 +13702,7 @@
       <w:color w:val="ff0000"/>
     </w:rPr>
   </w:style>
-  <w:style w:customStyle="1" w:styleId="ErrorTok" w:type="character">
+  <w:style w:type="character" w:customStyle="1" w:styleId="ErrorTok">
     <w:name w:val="ErrorTok"/>
     <w:basedOn w:val="VerbatimChar"/>
     <w:rPr>
@@ -13728,7 +13710,7 @@
       <w:color w:val="ff0000"/>
     </w:rPr>
   </w:style>
-  <w:style w:customStyle="1" w:styleId="NormalTok" w:type="character">
+  <w:style w:type="character" w:customStyle="1" w:styleId="NormalTok">
     <w:name w:val="NormalTok"/>
     <w:basedOn w:val="VerbatimChar"/>
     <w:rPr/>

--- a/resources/mentor-handbook.docx
+++ b/resources/mentor-handbook.docx
@@ -1217,24 +1217,24 @@
               <w:rPr>
                 <w:rFonts w:hint="eastAsia"/>
               </w:rPr>
-              <w:t xml:space="preserve">不是助教</w:t>
-            </w:r>
-            <w:r>
-              <w:t xml:space="preserve">Not a TA</w:t>
-            </w:r>
-          </w:p>
-        </w:tc>
-        <w:tc>
-          <w:tcPr/>
-          <w:p>
-            <w:pPr>
-              <w:pStyle w:val="Compact"/>
-            </w:pPr>
-            <w:r>
-              <w:rPr>
-                <w:rFonts w:hint="eastAsia"/>
-              </w:rPr>
-              <w:t xml:space="preserve">导师不是教师的手，不替教师批一堆东西。他是</w:t>
+              <w:t xml:space="preserve">不是额外的一双手</w:t>
+            </w:r>
+            <w:r>
+              <w:t xml:space="preserve">Not an extra pair of hands</w:t>
+            </w:r>
+          </w:p>
+        </w:tc>
+        <w:tc>
+          <w:tcPr/>
+          <w:p>
+            <w:pPr>
+              <w:pStyle w:val="Compact"/>
+            </w:pPr>
+            <w:r>
+              <w:rPr>
+                <w:rFonts w:hint="eastAsia"/>
+              </w:rPr>
+              <w:t xml:space="preserve">导师不是教师的额外一双手，不替教师批一堆东西。他是</w:t>
             </w:r>
             <w:r>
               <w:rPr>
@@ -11135,10 +11135,10 @@
               <w:rPr>
                 <w:rFonts w:hint="eastAsia"/>
               </w:rPr>
-              <w:t xml:space="preserve">邮件与附件</w:t>
-            </w:r>
-            <w:r>
-              <w:t xml:space="preserve">W2 · B1 Email and attachments</w:t>
+              <w:t xml:space="preserve">邮件、截图与附件</w:t>
+            </w:r>
+            <w:r>
+              <w:t xml:space="preserve">W2 · B1 Email, screenshots and attachments</w:t>
             </w:r>
           </w:p>
         </w:tc>
@@ -11224,10 +11224,10 @@
               <w:rPr>
                 <w:rFonts w:hint="eastAsia"/>
               </w:rPr>
-              <w:t xml:space="preserve">截图录屏与我的网站</w:t>
-            </w:r>
-            <w:r>
-              <w:t xml:space="preserve">W3 · B2 Screenshots, recording and my website</w:t>
+              <w:t xml:space="preserve">我的网站与录屏</w:t>
+            </w:r>
+            <w:r>
+              <w:t xml:space="preserve">W3 · B2 My website and screen recording</w:t>
             </w:r>
           </w:p>
         </w:tc>
